--- a/Science Books/QED Course/Lesson 48 Interaction Vertices.docx
+++ b/Science Books/QED Course/Lesson 48 Interaction Vertices.docx
@@ -446,8 +446,266 @@
       <m:oMathPara>
         <m:oMath>
           <m:r>
-            <m:t xml:space="preserve">ψ̄(x) = ψ†(x)γ⁰ = ∫ d³p/(2π)³(2E)^(−1/2) Σ_s [ b_s†(p) ū_s(p) e^(ipx) + d_s(p) v̄_s(p) e^(−ipx) ]</m:t>
+            <m:t xml:space="preserve">ψ̄</m:t>
           </m:r>
+          <m:d>
+            <m:dPr/>
+            <m:e>
+              <m:r>
+                <m:t xml:space="preserve">x</m:t>
+              </m:r>
+            </m:e>
+          </m:d>
+          <m:r>
+            <m:t xml:space="preserve">=</m:t>
+          </m:r>
+          <m:r>
+            <m:t xml:space="preserve">ψ†</m:t>
+          </m:r>
+          <m:d>
+            <m:dPr/>
+            <m:e>
+              <m:r>
+                <m:t xml:space="preserve">x</m:t>
+              </m:r>
+            </m:e>
+          </m:d>
+          <m:sSup>
+            <m:e>
+              <m:r>
+                <m:t xml:space="preserve">γ</m:t>
+              </m:r>
+            </m:e>
+            <m:sup>
+              <m:r>
+                <m:t xml:space="preserve">0</m:t>
+              </m:r>
+            </m:sup>
+          </m:sSup>
+          <m:r>
+            <m:t xml:space="preserve">=</m:t>
+          </m:r>
+          <m:r>
+            <m:t xml:space="preserve">∫</m:t>
+          </m:r>
+          <m:r>
+            <m:t xml:space="preserve"> </m:t>
+          </m:r>
+          <m:f>
+            <m:num>
+              <m:sSup>
+                <m:e>
+                  <m:r>
+                    <m:t xml:space="preserve">d</m:t>
+                  </m:r>
+                </m:e>
+                <m:sup>
+                  <m:r>
+                    <m:t xml:space="preserve">3</m:t>
+                  </m:r>
+                </m:sup>
+              </m:sSup>
+              <m:r>
+                <m:t xml:space="preserve">p</m:t>
+              </m:r>
+            </m:num>
+            <m:den>
+              <m:sSup>
+                <m:e>
+                  <m:sSup>
+                    <m:e>
+                      <m:d>
+                        <m:dPr/>
+                        <m:e>
+                          <m:r>
+                            <m:t xml:space="preserve">2π</m:t>
+                          </m:r>
+                        </m:e>
+                      </m:d>
+                    </m:e>
+                    <m:sup>
+                      <m:r>
+                        <m:t xml:space="preserve">3</m:t>
+                      </m:r>
+                    </m:sup>
+                  </m:sSup>
+                  <m:d>
+                    <m:dPr/>
+                    <m:e>
+                      <m:r>
+                        <m:t xml:space="preserve">2E</m:t>
+                      </m:r>
+                    </m:e>
+                  </m:d>
+                </m:e>
+                <m:sup>
+                  <m:r>
+                    <m:t xml:space="preserve">−</m:t>
+                  </m:r>
+                  <m:f>
+                    <m:num>
+                      <m:r>
+                        <m:t xml:space="preserve">1</m:t>
+                      </m:r>
+                    </m:num>
+                    <m:den>
+                      <m:r>
+                        <m:t xml:space="preserve">2</m:t>
+                      </m:r>
+                    </m:den>
+                  </m:f>
+                </m:sup>
+              </m:sSup>
+            </m:den>
+          </m:f>
+          <m:r>
+            <m:t xml:space="preserve"> </m:t>
+          </m:r>
+          <m:sSub>
+            <m:e>
+              <m:r>
+                <m:t xml:space="preserve">Σ</m:t>
+              </m:r>
+            </m:e>
+            <m:sub>
+              <m:r>
+                <m:t xml:space="preserve">s</m:t>
+              </m:r>
+            </m:sub>
+          </m:sSub>
+          <m:r>
+            <m:t xml:space="preserve"> </m:t>
+          </m:r>
+          <m:d>
+            <m:dPr>
+              <m:begChr m:val="["/>
+              <m:endChr m:val="]"/>
+            </m:dPr>
+            <m:e>
+              <m:sSub>
+                <m:e>
+                  <m:r>
+                    <m:t xml:space="preserve">b</m:t>
+                  </m:r>
+                </m:e>
+                <m:sub>
+                  <m:r>
+                    <m:t xml:space="preserve">s†</m:t>
+                  </m:r>
+                </m:sub>
+              </m:sSub>
+              <m:d>
+                <m:dPr/>
+                <m:e>
+                  <m:r>
+                    <m:t xml:space="preserve">p</m:t>
+                  </m:r>
+                </m:e>
+              </m:d>
+              <m:r>
+                <m:t xml:space="preserve"> </m:t>
+              </m:r>
+              <m:sSub>
+                <m:e>
+                  <m:r>
+                    <m:t xml:space="preserve">ū</m:t>
+                  </m:r>
+                </m:e>
+                <m:sub>
+                  <m:r>
+                    <m:t xml:space="preserve">s</m:t>
+                  </m:r>
+                </m:sub>
+              </m:sSub>
+              <m:d>
+                <m:dPr/>
+                <m:e>
+                  <m:r>
+                    <m:t xml:space="preserve">p</m:t>
+                  </m:r>
+                </m:e>
+              </m:d>
+              <m:r>
+                <m:t xml:space="preserve"> </m:t>
+              </m:r>
+              <m:sSup>
+                <m:e>
+                  <m:r>
+                    <m:t xml:space="preserve">e</m:t>
+                  </m:r>
+                </m:e>
+                <m:sup>
+                  <m:r>
+                    <m:t xml:space="preserve">ipx</m:t>
+                  </m:r>
+                </m:sup>
+              </m:sSup>
+              <m:r>
+                <m:t xml:space="preserve">+</m:t>
+              </m:r>
+              <m:sSub>
+                <m:e>
+                  <m:r>
+                    <m:t xml:space="preserve">d</m:t>
+                  </m:r>
+                </m:e>
+                <m:sub>
+                  <m:r>
+                    <m:t xml:space="preserve">s</m:t>
+                  </m:r>
+                </m:sub>
+              </m:sSub>
+              <m:d>
+                <m:dPr/>
+                <m:e>
+                  <m:r>
+                    <m:t xml:space="preserve">p</m:t>
+                  </m:r>
+                </m:e>
+              </m:d>
+              <m:r>
+                <m:t xml:space="preserve"> </m:t>
+              </m:r>
+              <m:sSub>
+                <m:e>
+                  <m:r>
+                    <m:t xml:space="preserve">v̄</m:t>
+                  </m:r>
+                </m:e>
+                <m:sub>
+                  <m:r>
+                    <m:t xml:space="preserve">s</m:t>
+                  </m:r>
+                </m:sub>
+              </m:sSub>
+              <m:d>
+                <m:dPr/>
+                <m:e>
+                  <m:r>
+                    <m:t xml:space="preserve">p</m:t>
+                  </m:r>
+                </m:e>
+              </m:d>
+              <m:r>
+                <m:t xml:space="preserve"> </m:t>
+              </m:r>
+              <m:sSup>
+                <m:e>
+                  <m:r>
+                    <m:t xml:space="preserve">e</m:t>
+                  </m:r>
+                </m:e>
+                <m:sup>
+                  <m:r>
+                    <m:t xml:space="preserve">−</m:t>
+                  </m:r>
+                  <m:r>
+                    <m:t xml:space="preserve">ipx</m:t>
+                  </m:r>
+                </m:sup>
+              </m:sSup>
+            </m:e>
+          </m:d>
         </m:oMath>
       </m:oMathPara>
     </w:p>
@@ -476,9 +734,44 @@
       </w:pPr>
       <m:oMathPara>
         <m:oMath>
+          <m:sSub>
+            <m:e>
+              <m:r>
+                <m:t xml:space="preserve">v̄</m:t>
+              </m:r>
+            </m:e>
+            <m:sub>
+              <m:r>
+                <m:t xml:space="preserve">s</m:t>
+              </m:r>
+            </m:sub>
+          </m:sSub>
+          <m:d>
+            <m:dPr/>
+            <m:e>
+              <m:r>
+                <m:t xml:space="preserve">p</m:t>
+              </m:r>
+            </m:e>
+          </m:d>
           <m:r>
-            <m:t xml:space="preserve">v̄_s(p) e^(−ipx)</m:t>
+            <m:t xml:space="preserve"> </m:t>
           </m:r>
+          <m:sSup>
+            <m:e>
+              <m:r>
+                <m:t xml:space="preserve">e</m:t>
+              </m:r>
+            </m:e>
+            <m:sup>
+              <m:r>
+                <m:t xml:space="preserve">−</m:t>
+              </m:r>
+              <m:r>
+                <m:t xml:space="preserve">ipx</m:t>
+              </m:r>
+            </m:sup>
+          </m:sSup>
         </m:oMath>
       </m:oMathPara>
     </w:p>
@@ -502,9 +795,44 @@
       </w:pPr>
       <m:oMathPara>
         <m:oMath>
+          <m:sSub>
+            <m:e>
+              <m:r>
+                <m:t xml:space="preserve">v</m:t>
+              </m:r>
+            </m:e>
+            <m:sub>
+              <m:r>
+                <m:t xml:space="preserve">s′</m:t>
+              </m:r>
+            </m:sub>
+          </m:sSub>
+          <m:d>
+            <m:dPr/>
+            <m:e>
+              <m:r>
+                <m:t xml:space="preserve">p′</m:t>
+              </m:r>
+            </m:e>
+          </m:d>
           <m:r>
-            <m:t xml:space="preserve">v_s′(p′) e^(ip′x)</m:t>
+            <m:t xml:space="preserve"> </m:t>
           </m:r>
+          <m:sSup>
+            <m:e>
+              <m:r>
+                <m:t xml:space="preserve">e</m:t>
+              </m:r>
+            </m:e>
+            <m:sup>
+              <m:r>
+                <m:t xml:space="preserve">ip′</m:t>
+              </m:r>
+              <m:r>
+                <m:t xml:space="preserve">x</m:t>
+              </m:r>
+            </m:sup>
+          </m:sSup>
         </m:oMath>
       </m:oMathPara>
     </w:p>
@@ -567,9 +895,47 @@
       </w:pPr>
       <m:oMathPara>
         <m:oMath>
+          <m:sSub>
+            <m:e>
+              <m:r>
+                <m:t xml:space="preserve">ε</m:t>
+              </m:r>
+            </m:e>
+            <m:sub>
+              <m:r>
+                <m:t xml:space="preserve">λ</m:t>
+              </m:r>
+            </m:sub>
+          </m:sSub>
           <m:r>
-            <m:t xml:space="preserve">ε_λ,μ(k) e^(ikx)</m:t>
+            <m:t xml:space="preserve">,</m:t>
           </m:r>
+          <m:r>
+            <m:t xml:space="preserve">μ</m:t>
+          </m:r>
+          <m:d>
+            <m:dPr/>
+            <m:e>
+              <m:r>
+                <m:t xml:space="preserve">k</m:t>
+              </m:r>
+            </m:e>
+          </m:d>
+          <m:r>
+            <m:t xml:space="preserve"> </m:t>
+          </m:r>
+          <m:sSup>
+            <m:e>
+              <m:r>
+                <m:t xml:space="preserve">e</m:t>
+              </m:r>
+            </m:e>
+            <m:sup>
+              <m:r>
+                <m:t xml:space="preserve">ikx</m:t>
+              </m:r>
+            </m:sup>
+          </m:sSup>
         </m:oMath>
       </m:oMathPara>
     </w:p>
@@ -919,8 +1285,122 @@
       <m:oMathPara>
         <m:oMath>
           <m:r>
-            <m:t xml:space="preserve">i e , v̄_(s_+)(p_+) , γ^μ , u_s(p) , ε_λ,μ(k)</m:t>
+            <m:t xml:space="preserve">i</m:t>
           </m:r>
+          <m:r>
+            <m:t xml:space="preserve"> </m:t>
+          </m:r>
+          <m:r>
+            <m:t xml:space="preserve">e</m:t>
+          </m:r>
+          <m:r>
+            <m:t xml:space="preserve"> </m:t>
+          </m:r>
+          <m:sSub>
+            <m:e>
+              <m:r>
+                <m:t xml:space="preserve">v̄</m:t>
+              </m:r>
+            </m:e>
+            <m:sub>
+              <m:sSub>
+                <m:e>
+                  <m:r>
+                    <m:t xml:space="preserve">s</m:t>
+                  </m:r>
+                </m:e>
+                <m:sub>
+                  <m:r>
+                    <m:t xml:space="preserve">+</m:t>
+                  </m:r>
+                </m:sub>
+              </m:sSub>
+            </m:sub>
+          </m:sSub>
+          <m:d>
+            <m:dPr/>
+            <m:e>
+              <m:sSub>
+                <m:e>
+                  <m:r>
+                    <m:t xml:space="preserve">p</m:t>
+                  </m:r>
+                </m:e>
+                <m:sub>
+                  <m:r>
+                    <m:t xml:space="preserve">+</m:t>
+                  </m:r>
+                </m:sub>
+              </m:sSub>
+            </m:e>
+          </m:d>
+          <m:r>
+            <m:t xml:space="preserve"> </m:t>
+          </m:r>
+          <m:sSup>
+            <m:e>
+              <m:r>
+                <m:t xml:space="preserve">γ</m:t>
+              </m:r>
+            </m:e>
+            <m:sup>
+              <m:r>
+                <m:t xml:space="preserve">μ</m:t>
+              </m:r>
+            </m:sup>
+          </m:sSup>
+          <m:r>
+            <m:t xml:space="preserve"> </m:t>
+          </m:r>
+          <m:sSub>
+            <m:e>
+              <m:r>
+                <m:t xml:space="preserve">u</m:t>
+              </m:r>
+            </m:e>
+            <m:sub>
+              <m:r>
+                <m:t xml:space="preserve">s</m:t>
+              </m:r>
+            </m:sub>
+          </m:sSub>
+          <m:d>
+            <m:dPr/>
+            <m:e>
+              <m:r>
+                <m:t xml:space="preserve">p</m:t>
+              </m:r>
+            </m:e>
+          </m:d>
+          <m:r>
+            <m:t xml:space="preserve"> </m:t>
+          </m:r>
+          <m:sSub>
+            <m:e>
+              <m:r>
+                <m:t xml:space="preserve">ε</m:t>
+              </m:r>
+            </m:e>
+            <m:sub>
+              <m:r>
+                <m:t xml:space="preserve">λ</m:t>
+              </m:r>
+            </m:sub>
+          </m:sSub>
+          <m:r>
+            <m:t xml:space="preserve">,</m:t>
+          </m:r>
+          <m:r>
+            <m:t xml:space="preserve">μ</m:t>
+          </m:r>
+          <m:d>
+            <m:dPr/>
+            <m:e>
+              <m:r>
+                <m:t xml:space="preserve">k</m:t>
+              </m:r>
+            </m:e>
+          </m:d>
         </m:oMath>
       </m:oMathPara>
     </w:p>
